--- a/Image_Processing_Pipeline_Documentation.docx
+++ b/Image_Processing_Pipeline_Documentation.docx
@@ -622,7 +622,21 @@
           <w:sz w:val="28"/>
           <w:szCs w:val="28"/>
         </w:rPr>
-        <w:t xml:space="preserve"> (TENET) </w:t>
+        <w:t xml:space="preserve"> (</w:t>
+      </w:r>
+      <w:r>
+        <w:rPr>
+          <w:sz w:val="28"/>
+          <w:szCs w:val="28"/>
+        </w:rPr>
+        <w:t>TANet</w:t>
+      </w:r>
+      <w:r>
+        <w:rPr>
+          <w:sz w:val="28"/>
+          <w:szCs w:val="28"/>
+        </w:rPr>
+        <w:t xml:space="preserve">) </w:t>
       </w:r>
     </w:p>
     <w:p>
@@ -1319,7 +1333,15 @@
           <w:szCs w:val="28"/>
           <w:lang w:val="en-GB"/>
         </w:rPr>
-        <w:t xml:space="preserve">Charts (e.g., pie charts, histograms) </w:t>
+        <w:t xml:space="preserve">Charts </w:t>
+      </w:r>
+      <w:r>
+        <w:rPr>
+          <w:sz w:val="28"/>
+          <w:szCs w:val="28"/>
+          <w:lang w:val="en-GB"/>
+        </w:rPr>
+        <w:t xml:space="preserve">, diagrams </w:t>
       </w:r>
     </w:p>
     <w:p>
@@ -2080,7 +2102,39 @@
           <w:szCs w:val="28"/>
           <w:lang w:val="en-GB"/>
         </w:rPr>
-        <w:t>The pipeline uses a model based on TENET.</w:t>
+        <w:t>The pipeline uses a model based on T</w:t>
+      </w:r>
+      <w:r>
+        <w:rPr>
+          <w:sz w:val="28"/>
+          <w:szCs w:val="28"/>
+          <w:lang w:val="en-GB"/>
+        </w:rPr>
+        <w:t>A</w:t>
+      </w:r>
+      <w:r>
+        <w:rPr>
+          <w:sz w:val="28"/>
+          <w:szCs w:val="28"/>
+          <w:lang w:val="en-GB"/>
+        </w:rPr>
+        <w:t>N</w:t>
+      </w:r>
+      <w:r>
+        <w:rPr>
+          <w:sz w:val="28"/>
+          <w:szCs w:val="28"/>
+          <w:lang w:val="en-GB"/>
+        </w:rPr>
+        <w:t>et</w:t>
+      </w:r>
+      <w:r>
+        <w:rPr>
+          <w:sz w:val="28"/>
+          <w:szCs w:val="28"/>
+          <w:lang w:val="en-GB"/>
+        </w:rPr>
+        <w:t>.</w:t>
       </w:r>
     </w:p>
     <w:p>
@@ -3034,7 +3088,39 @@
           <w:sz w:val="28"/>
           <w:szCs w:val="28"/>
         </w:rPr>
-        <w:t>(??)</w:t>
+        <w:t xml:space="preserve">CV2(Library </w:t>
+      </w:r>
+      <w:proofErr w:type="spellStart"/>
+      <w:r>
+        <w:rPr>
+          <w:sz w:val="28"/>
+          <w:szCs w:val="28"/>
+        </w:rPr>
+        <w:t>for</w:t>
+      </w:r>
+      <w:proofErr w:type="spellEnd"/>
+      <w:r>
+        <w:rPr>
+          <w:sz w:val="28"/>
+          <w:szCs w:val="28"/>
+        </w:rPr>
+        <w:t xml:space="preserve"> </w:t>
+      </w:r>
+      <w:proofErr w:type="spellStart"/>
+      <w:r>
+        <w:rPr>
+          <w:sz w:val="28"/>
+          <w:szCs w:val="28"/>
+        </w:rPr>
+        <w:t>images</w:t>
+      </w:r>
+      <w:proofErr w:type="spellEnd"/>
+      <w:r>
+        <w:rPr>
+          <w:sz w:val="28"/>
+          <w:szCs w:val="28"/>
+        </w:rPr>
+        <w:t>)</w:t>
       </w:r>
     </w:p>
     <w:p>
@@ -3076,7 +3162,39 @@
           <w:szCs w:val="28"/>
           <w:lang w:val="en-GB"/>
         </w:rPr>
-        <w:t>TENET model pretrained by t</w:t>
+        <w:t>T</w:t>
+      </w:r>
+      <w:r>
+        <w:rPr>
+          <w:sz w:val="28"/>
+          <w:szCs w:val="28"/>
+          <w:lang w:val="en-GB"/>
+        </w:rPr>
+        <w:t>A</w:t>
+      </w:r>
+      <w:r>
+        <w:rPr>
+          <w:sz w:val="28"/>
+          <w:szCs w:val="28"/>
+          <w:lang w:val="en-GB"/>
+        </w:rPr>
+        <w:t>N</w:t>
+      </w:r>
+      <w:r>
+        <w:rPr>
+          <w:sz w:val="28"/>
+          <w:szCs w:val="28"/>
+          <w:lang w:val="en-GB"/>
+        </w:rPr>
+        <w:t>et</w:t>
+      </w:r>
+      <w:r>
+        <w:rPr>
+          <w:sz w:val="28"/>
+          <w:szCs w:val="28"/>
+          <w:lang w:val="en-GB"/>
+        </w:rPr>
+        <w:t xml:space="preserve"> model pretrained by t</w:t>
       </w:r>
       <w:r>
         <w:rPr>

--- a/Image_Processing_Pipeline_Documentation.docx
+++ b/Image_Processing_Pipeline_Documentation.docx
@@ -167,53 +167,12 @@
           <w:szCs w:val="28"/>
         </w:rPr>
       </w:pPr>
-      <w:proofErr w:type="spellStart"/>
-      <w:r>
-        <w:rPr>
-          <w:sz w:val="28"/>
-          <w:szCs w:val="28"/>
-        </w:rPr>
-        <w:t>Improve</w:t>
-      </w:r>
-      <w:proofErr w:type="spellEnd"/>
-      <w:r>
-        <w:rPr>
-          <w:sz w:val="28"/>
-          <w:szCs w:val="28"/>
-        </w:rPr>
-        <w:t xml:space="preserve"> </w:t>
-      </w:r>
-      <w:proofErr w:type="spellStart"/>
-      <w:r>
-        <w:rPr>
-          <w:sz w:val="28"/>
-          <w:szCs w:val="28"/>
-        </w:rPr>
-        <w:t>low</w:t>
-      </w:r>
-      <w:proofErr w:type="spellEnd"/>
-      <w:r>
-        <w:rPr>
-          <w:sz w:val="28"/>
-          <w:szCs w:val="28"/>
-        </w:rPr>
-        <w:t xml:space="preserve">-quality </w:t>
-      </w:r>
-      <w:proofErr w:type="spellStart"/>
-      <w:r>
-        <w:rPr>
-          <w:sz w:val="28"/>
-          <w:szCs w:val="28"/>
-        </w:rPr>
-        <w:t>images</w:t>
-      </w:r>
-      <w:proofErr w:type="spellEnd"/>
-      <w:r>
-        <w:rPr>
-          <w:sz w:val="28"/>
-          <w:szCs w:val="28"/>
-        </w:rPr>
-        <w:t xml:space="preserve"> </w:t>
+      <w:r>
+        <w:rPr>
+          <w:sz w:val="28"/>
+          <w:szCs w:val="28"/>
+        </w:rPr>
+        <w:t xml:space="preserve">Improve low-quality images </w:t>
       </w:r>
     </w:p>
     <w:p>
@@ -282,9 +241,16 @@
           <w:sz w:val="28"/>
           <w:szCs w:val="28"/>
         </w:rPr>
-        <w:t xml:space="preserve">3. Architecture </w:t>
-      </w:r>
-      <w:proofErr w:type="spellStart"/>
+        <w:t>3. Architecture Overview</w:t>
+      </w:r>
+    </w:p>
+    <w:p>
+      <w:pPr>
+        <w:rPr>
+          <w:sz w:val="28"/>
+          <w:szCs w:val="28"/>
+        </w:rPr>
+      </w:pPr>
       <w:r>
         <w:rPr>
           <w:b/>
@@ -292,45 +258,7 @@
           <w:sz w:val="28"/>
           <w:szCs w:val="28"/>
         </w:rPr>
-        <w:t>Overview</w:t>
-      </w:r>
-      <w:proofErr w:type="spellEnd"/>
-    </w:p>
-    <w:p>
-      <w:pPr>
-        <w:rPr>
-          <w:sz w:val="28"/>
-          <w:szCs w:val="28"/>
-        </w:rPr>
-      </w:pPr>
-      <w:r>
-        <w:rPr>
-          <w:b/>
-          <w:bCs/>
-          <w:sz w:val="28"/>
-          <w:szCs w:val="28"/>
-        </w:rPr>
-        <w:t xml:space="preserve">Pipeline </w:t>
-      </w:r>
-      <w:proofErr w:type="spellStart"/>
-      <w:r>
-        <w:rPr>
-          <w:b/>
-          <w:bCs/>
-          <w:sz w:val="28"/>
-          <w:szCs w:val="28"/>
-        </w:rPr>
-        <w:t>stages</w:t>
-      </w:r>
-      <w:proofErr w:type="spellEnd"/>
-      <w:r>
-        <w:rPr>
-          <w:b/>
-          <w:bCs/>
-          <w:sz w:val="28"/>
-          <w:szCs w:val="28"/>
-        </w:rPr>
-        <w:t>:</w:t>
+        <w:t>Pipeline stages:</w:t>
       </w:r>
     </w:p>
     <w:p>
@@ -349,23 +277,7 @@
           <w:sz w:val="28"/>
           <w:szCs w:val="28"/>
         </w:rPr>
-        <w:t xml:space="preserve">Image </w:t>
-      </w:r>
-      <w:proofErr w:type="spellStart"/>
-      <w:r>
-        <w:rPr>
-          <w:sz w:val="28"/>
-          <w:szCs w:val="28"/>
-        </w:rPr>
-        <w:t>ingestion</w:t>
-      </w:r>
-      <w:proofErr w:type="spellEnd"/>
-      <w:r>
-        <w:rPr>
-          <w:sz w:val="28"/>
-          <w:szCs w:val="28"/>
-        </w:rPr>
-        <w:t xml:space="preserve"> (S3) </w:t>
+        <w:t xml:space="preserve">Image ingestion (S3) </w:t>
       </w:r>
     </w:p>
     <w:p>
@@ -379,37 +291,12 @@
           <w:szCs w:val="28"/>
         </w:rPr>
       </w:pPr>
-      <w:proofErr w:type="spellStart"/>
-      <w:r>
-        <w:rPr>
-          <w:sz w:val="28"/>
-          <w:szCs w:val="28"/>
-        </w:rPr>
-        <w:t>Metadata</w:t>
-      </w:r>
-      <w:proofErr w:type="spellEnd"/>
-      <w:r>
-        <w:rPr>
-          <w:sz w:val="28"/>
-          <w:szCs w:val="28"/>
-        </w:rPr>
-        <w:t xml:space="preserve"> </w:t>
-      </w:r>
-      <w:proofErr w:type="spellStart"/>
-      <w:r>
-        <w:rPr>
-          <w:sz w:val="28"/>
-          <w:szCs w:val="28"/>
-        </w:rPr>
-        <w:t>extraction</w:t>
-      </w:r>
-      <w:proofErr w:type="spellEnd"/>
-      <w:r>
-        <w:rPr>
-          <w:sz w:val="28"/>
-          <w:szCs w:val="28"/>
-        </w:rPr>
-        <w:t xml:space="preserve"> </w:t>
+      <w:r>
+        <w:rPr>
+          <w:sz w:val="28"/>
+          <w:szCs w:val="28"/>
+        </w:rPr>
+        <w:t xml:space="preserve">Metadata extraction </w:t>
       </w:r>
     </w:p>
     <w:p>
@@ -423,37 +310,12 @@
           <w:szCs w:val="28"/>
         </w:rPr>
       </w:pPr>
-      <w:proofErr w:type="spellStart"/>
-      <w:r>
-        <w:rPr>
-          <w:sz w:val="28"/>
-          <w:szCs w:val="28"/>
-        </w:rPr>
-        <w:t>Metadata</w:t>
-      </w:r>
-      <w:proofErr w:type="spellEnd"/>
-      <w:r>
-        <w:rPr>
-          <w:sz w:val="28"/>
-          <w:szCs w:val="28"/>
-        </w:rPr>
-        <w:t xml:space="preserve"> </w:t>
-      </w:r>
-      <w:proofErr w:type="spellStart"/>
-      <w:r>
-        <w:rPr>
-          <w:sz w:val="28"/>
-          <w:szCs w:val="28"/>
-        </w:rPr>
-        <w:t>visualization</w:t>
-      </w:r>
-      <w:proofErr w:type="spellEnd"/>
-      <w:r>
-        <w:rPr>
-          <w:sz w:val="28"/>
-          <w:szCs w:val="28"/>
-        </w:rPr>
-        <w:t xml:space="preserve"> </w:t>
+      <w:r>
+        <w:rPr>
+          <w:sz w:val="28"/>
+          <w:szCs w:val="28"/>
+        </w:rPr>
+        <w:t xml:space="preserve">Metadata visualization </w:t>
       </w:r>
     </w:p>
     <w:p>
@@ -472,23 +334,7 @@
           <w:sz w:val="28"/>
           <w:szCs w:val="28"/>
         </w:rPr>
-        <w:t xml:space="preserve">Noise </w:t>
-      </w:r>
-      <w:proofErr w:type="spellStart"/>
-      <w:r>
-        <w:rPr>
-          <w:sz w:val="28"/>
-          <w:szCs w:val="28"/>
-        </w:rPr>
-        <w:t>augmentation</w:t>
-      </w:r>
-      <w:proofErr w:type="spellEnd"/>
-      <w:r>
-        <w:rPr>
-          <w:sz w:val="28"/>
-          <w:szCs w:val="28"/>
-        </w:rPr>
-        <w:t xml:space="preserve"> </w:t>
+        <w:t xml:space="preserve">Noise augmentation </w:t>
       </w:r>
     </w:p>
     <w:p>
@@ -502,39 +348,13 @@
           <w:szCs w:val="28"/>
         </w:rPr>
       </w:pPr>
-      <w:proofErr w:type="spellStart"/>
-      <w:r>
-        <w:rPr>
-          <w:sz w:val="28"/>
-          <w:szCs w:val="28"/>
-        </w:rPr>
-        <w:t>Corrupted</w:t>
-      </w:r>
-      <w:proofErr w:type="spellEnd"/>
-      <w:r>
-        <w:rPr>
-          <w:sz w:val="28"/>
-          <w:szCs w:val="28"/>
-        </w:rPr>
-        <w:t xml:space="preserve"> </w:t>
-      </w:r>
-      <w:proofErr w:type="spellStart"/>
-      <w:r>
-        <w:rPr>
-          <w:sz w:val="28"/>
-          <w:szCs w:val="28"/>
-        </w:rPr>
-        <w:t>image</w:t>
-      </w:r>
-      <w:proofErr w:type="spellEnd"/>
-      <w:r>
-        <w:rPr>
-          <w:sz w:val="28"/>
-          <w:szCs w:val="28"/>
-        </w:rPr>
-        <w:t xml:space="preserve"> </w:t>
-      </w:r>
-      <w:proofErr w:type="spellStart"/>
+      <w:r>
+        <w:rPr>
+          <w:sz w:val="28"/>
+          <w:szCs w:val="28"/>
+        </w:rPr>
+        <w:t xml:space="preserve">Corrupted image </w:t>
+      </w:r>
       <w:r>
         <w:rPr>
           <w:sz w:val="28"/>
@@ -542,7 +362,6 @@
         </w:rPr>
         <w:t>cleaning</w:t>
       </w:r>
-      <w:proofErr w:type="spellEnd"/>
     </w:p>
     <w:p>
       <w:pPr>
@@ -560,31 +379,7 @@
           <w:sz w:val="28"/>
           <w:szCs w:val="28"/>
         </w:rPr>
-        <w:t>„</w:t>
-      </w:r>
-      <w:proofErr w:type="spellStart"/>
-      <w:r>
-        <w:rPr>
-          <w:sz w:val="28"/>
-          <w:szCs w:val="28"/>
-        </w:rPr>
-        <w:t>Noisy</w:t>
-      </w:r>
-      <w:proofErr w:type="spellEnd"/>
-      <w:r>
-        <w:rPr>
-          <w:sz w:val="28"/>
-          <w:szCs w:val="28"/>
-        </w:rPr>
-        <w:t xml:space="preserve">“ </w:t>
-      </w:r>
-      <w:proofErr w:type="spellStart"/>
-      <w:r>
-        <w:rPr>
-          <w:sz w:val="28"/>
-          <w:szCs w:val="28"/>
-        </w:rPr>
-        <w:t>i</w:t>
+        <w:t>„Noisy“ i</w:t>
       </w:r>
       <w:r>
         <w:rPr>
@@ -600,29 +395,12 @@
         </w:rPr>
         <w:t>s</w:t>
       </w:r>
-      <w:proofErr w:type="spellEnd"/>
-      <w:r>
-        <w:rPr>
-          <w:sz w:val="28"/>
-          <w:szCs w:val="28"/>
-        </w:rPr>
-        <w:t xml:space="preserve"> </w:t>
-      </w:r>
-      <w:proofErr w:type="spellStart"/>
-      <w:r>
-        <w:rPr>
-          <w:sz w:val="28"/>
-          <w:szCs w:val="28"/>
-        </w:rPr>
-        <w:t>cleaning</w:t>
-      </w:r>
-      <w:proofErr w:type="spellEnd"/>
-      <w:r>
-        <w:rPr>
-          <w:sz w:val="28"/>
-          <w:szCs w:val="28"/>
-        </w:rPr>
-        <w:t xml:space="preserve"> (</w:t>
+      <w:r>
+        <w:rPr>
+          <w:sz w:val="28"/>
+          <w:szCs w:val="28"/>
+        </w:rPr>
+        <w:t xml:space="preserve"> cleaning (</w:t>
       </w:r>
       <w:r>
         <w:rPr>
@@ -650,37 +428,12 @@
           <w:szCs w:val="28"/>
         </w:rPr>
       </w:pPr>
-      <w:proofErr w:type="spellStart"/>
-      <w:r>
-        <w:rPr>
-          <w:sz w:val="28"/>
-          <w:szCs w:val="28"/>
-        </w:rPr>
-        <w:t>Object</w:t>
-      </w:r>
-      <w:proofErr w:type="spellEnd"/>
-      <w:r>
-        <w:rPr>
-          <w:sz w:val="28"/>
-          <w:szCs w:val="28"/>
-        </w:rPr>
-        <w:t xml:space="preserve"> </w:t>
-      </w:r>
-      <w:proofErr w:type="spellStart"/>
-      <w:r>
-        <w:rPr>
-          <w:sz w:val="28"/>
-          <w:szCs w:val="28"/>
-        </w:rPr>
-        <w:t>detection</w:t>
-      </w:r>
-      <w:proofErr w:type="spellEnd"/>
-      <w:r>
-        <w:rPr>
-          <w:sz w:val="28"/>
-          <w:szCs w:val="28"/>
-        </w:rPr>
-        <w:t xml:space="preserve"> (YOLO) </w:t>
+      <w:r>
+        <w:rPr>
+          <w:sz w:val="28"/>
+          <w:szCs w:val="28"/>
+        </w:rPr>
+        <w:t xml:space="preserve">Object detection (YOLO) </w:t>
       </w:r>
     </w:p>
     <w:p>
@@ -763,27 +516,7 @@
           <w:sz w:val="28"/>
           <w:szCs w:val="28"/>
         </w:rPr>
-        <w:t xml:space="preserve">Input </w:t>
-      </w:r>
-      <w:proofErr w:type="spellStart"/>
-      <w:r>
-        <w:rPr>
-          <w:b/>
-          <w:bCs/>
-          <w:sz w:val="28"/>
-          <w:szCs w:val="28"/>
-        </w:rPr>
-        <w:t>characteristics</w:t>
-      </w:r>
-      <w:proofErr w:type="spellEnd"/>
-      <w:r>
-        <w:rPr>
-          <w:b/>
-          <w:bCs/>
-          <w:sz w:val="28"/>
-          <w:szCs w:val="28"/>
-        </w:rPr>
-        <w:t>:</w:t>
+        <w:t>Input characteristics:</w:t>
       </w:r>
     </w:p>
     <w:p>
@@ -949,23 +682,7 @@
           <w:sz w:val="28"/>
           <w:szCs w:val="28"/>
         </w:rPr>
-        <w:t xml:space="preserve">Noise </w:t>
-      </w:r>
-      <w:proofErr w:type="spellStart"/>
-      <w:r>
-        <w:rPr>
-          <w:sz w:val="28"/>
-          <w:szCs w:val="28"/>
-        </w:rPr>
-        <w:t>level</w:t>
-      </w:r>
-      <w:proofErr w:type="spellEnd"/>
-      <w:r>
-        <w:rPr>
-          <w:sz w:val="28"/>
-          <w:szCs w:val="28"/>
-        </w:rPr>
-        <w:t xml:space="preserve"> </w:t>
+        <w:t xml:space="preserve">Noise level </w:t>
       </w:r>
     </w:p>
     <w:p>
@@ -1000,53 +717,12 @@
           <w:szCs w:val="28"/>
         </w:rPr>
       </w:pPr>
-      <w:proofErr w:type="spellStart"/>
-      <w:r>
-        <w:rPr>
-          <w:sz w:val="28"/>
-          <w:szCs w:val="28"/>
-        </w:rPr>
-        <w:t>Timestamp</w:t>
-      </w:r>
-      <w:proofErr w:type="spellEnd"/>
-      <w:r>
-        <w:rPr>
-          <w:sz w:val="28"/>
-          <w:szCs w:val="28"/>
-        </w:rPr>
-        <w:t xml:space="preserve"> (</w:t>
-      </w:r>
-      <w:proofErr w:type="spellStart"/>
-      <w:r>
-        <w:rPr>
-          <w:sz w:val="28"/>
-          <w:szCs w:val="28"/>
-        </w:rPr>
-        <w:t>if</w:t>
-      </w:r>
-      <w:proofErr w:type="spellEnd"/>
-      <w:r>
-        <w:rPr>
-          <w:sz w:val="28"/>
-          <w:szCs w:val="28"/>
-        </w:rPr>
-        <w:t xml:space="preserve"> </w:t>
-      </w:r>
-      <w:proofErr w:type="spellStart"/>
-      <w:r>
-        <w:rPr>
-          <w:sz w:val="28"/>
-          <w:szCs w:val="28"/>
-        </w:rPr>
-        <w:t>available</w:t>
-      </w:r>
-      <w:proofErr w:type="spellEnd"/>
-      <w:r>
-        <w:rPr>
-          <w:sz w:val="28"/>
-          <w:szCs w:val="28"/>
-        </w:rPr>
-        <w:t xml:space="preserve">) </w:t>
+      <w:r>
+        <w:rPr>
+          <w:sz w:val="28"/>
+          <w:szCs w:val="28"/>
+        </w:rPr>
+        <w:t xml:space="preserve">Timestamp (if available) </w:t>
       </w:r>
     </w:p>
     <w:p>
@@ -1122,7 +798,6 @@
           <w:szCs w:val="28"/>
         </w:rPr>
       </w:pPr>
-      <w:proofErr w:type="spellStart"/>
       <w:r>
         <w:rPr>
           <w:b/>
@@ -1130,17 +805,7 @@
           <w:sz w:val="28"/>
           <w:szCs w:val="28"/>
         </w:rPr>
-        <w:t>Examples</w:t>
-      </w:r>
-      <w:proofErr w:type="spellEnd"/>
-      <w:r>
-        <w:rPr>
-          <w:b/>
-          <w:bCs/>
-          <w:sz w:val="28"/>
-          <w:szCs w:val="28"/>
-        </w:rPr>
-        <w:t>:</w:t>
+        <w:t>Examples:</w:t>
       </w:r>
     </w:p>
     <w:p>
@@ -1180,55 +845,7 @@
           <w:sz w:val="28"/>
           <w:szCs w:val="28"/>
         </w:rPr>
-        <w:t xml:space="preserve">% </w:t>
-      </w:r>
-      <w:proofErr w:type="spellStart"/>
-      <w:r>
-        <w:rPr>
-          <w:sz w:val="28"/>
-          <w:szCs w:val="28"/>
-        </w:rPr>
-        <w:t>of</w:t>
-      </w:r>
-      <w:proofErr w:type="spellEnd"/>
-      <w:r>
-        <w:rPr>
-          <w:sz w:val="28"/>
-          <w:szCs w:val="28"/>
-        </w:rPr>
-        <w:t xml:space="preserve"> </w:t>
-      </w:r>
-      <w:proofErr w:type="spellStart"/>
-      <w:r>
-        <w:rPr>
-          <w:sz w:val="28"/>
-          <w:szCs w:val="28"/>
-        </w:rPr>
-        <w:t>noisy</w:t>
-      </w:r>
-      <w:proofErr w:type="spellEnd"/>
-      <w:r>
-        <w:rPr>
-          <w:sz w:val="28"/>
-          <w:szCs w:val="28"/>
-        </w:rPr>
-        <w:t xml:space="preserve"> </w:t>
-      </w:r>
-      <w:proofErr w:type="spellStart"/>
-      <w:r>
-        <w:rPr>
-          <w:sz w:val="28"/>
-          <w:szCs w:val="28"/>
-        </w:rPr>
-        <w:t>images</w:t>
-      </w:r>
-      <w:proofErr w:type="spellEnd"/>
-      <w:r>
-        <w:rPr>
-          <w:sz w:val="28"/>
-          <w:szCs w:val="28"/>
-        </w:rPr>
-        <w:t xml:space="preserve"> </w:t>
+        <w:t xml:space="preserve">% of noisy images </w:t>
       </w:r>
     </w:p>
     <w:p>
@@ -1247,55 +864,7 @@
           <w:sz w:val="28"/>
           <w:szCs w:val="28"/>
         </w:rPr>
-        <w:t xml:space="preserve">Distribution </w:t>
-      </w:r>
-      <w:proofErr w:type="spellStart"/>
-      <w:r>
-        <w:rPr>
-          <w:sz w:val="28"/>
-          <w:szCs w:val="28"/>
-        </w:rPr>
-        <w:t>of</w:t>
-      </w:r>
-      <w:proofErr w:type="spellEnd"/>
-      <w:r>
-        <w:rPr>
-          <w:sz w:val="28"/>
-          <w:szCs w:val="28"/>
-        </w:rPr>
-        <w:t xml:space="preserve"> </w:t>
-      </w:r>
-      <w:proofErr w:type="spellStart"/>
-      <w:r>
-        <w:rPr>
-          <w:sz w:val="28"/>
-          <w:szCs w:val="28"/>
-        </w:rPr>
-        <w:t>image</w:t>
-      </w:r>
-      <w:proofErr w:type="spellEnd"/>
-      <w:r>
-        <w:rPr>
-          <w:sz w:val="28"/>
-          <w:szCs w:val="28"/>
-        </w:rPr>
-        <w:t xml:space="preserve"> </w:t>
-      </w:r>
-      <w:proofErr w:type="spellStart"/>
-      <w:r>
-        <w:rPr>
-          <w:sz w:val="28"/>
-          <w:szCs w:val="28"/>
-        </w:rPr>
-        <w:t>quality</w:t>
-      </w:r>
-      <w:proofErr w:type="spellEnd"/>
-      <w:r>
-        <w:rPr>
-          <w:sz w:val="28"/>
-          <w:szCs w:val="28"/>
-        </w:rPr>
-        <w:t xml:space="preserve"> </w:t>
+        <w:t xml:space="preserve">Distribution of image quality </w:t>
       </w:r>
     </w:p>
     <w:p>
@@ -1360,23 +929,7 @@
           <w:sz w:val="28"/>
           <w:szCs w:val="28"/>
         </w:rPr>
-        <w:t xml:space="preserve">Summary </w:t>
-      </w:r>
-      <w:proofErr w:type="spellStart"/>
-      <w:r>
-        <w:rPr>
-          <w:sz w:val="28"/>
-          <w:szCs w:val="28"/>
-        </w:rPr>
-        <w:t>statistics</w:t>
-      </w:r>
-      <w:proofErr w:type="spellEnd"/>
-      <w:r>
-        <w:rPr>
-          <w:sz w:val="28"/>
-          <w:szCs w:val="28"/>
-        </w:rPr>
-        <w:t xml:space="preserve"> </w:t>
+        <w:t xml:space="preserve">Summary statistics </w:t>
       </w:r>
     </w:p>
     <w:p>
@@ -1502,23 +1055,7 @@
           <w:sz w:val="28"/>
           <w:szCs w:val="28"/>
         </w:rPr>
-        <w:t xml:space="preserve">Water </w:t>
-      </w:r>
-      <w:proofErr w:type="spellStart"/>
-      <w:r>
-        <w:rPr>
-          <w:sz w:val="28"/>
-          <w:szCs w:val="28"/>
-        </w:rPr>
-        <w:t>drops</w:t>
-      </w:r>
-      <w:proofErr w:type="spellEnd"/>
-      <w:r>
-        <w:rPr>
-          <w:sz w:val="28"/>
-          <w:szCs w:val="28"/>
-        </w:rPr>
-        <w:t xml:space="preserve"> </w:t>
+        <w:t xml:space="preserve">Water drops </w:t>
       </w:r>
     </w:p>
     <w:p>
@@ -1537,33 +1074,8 @@
           <w:sz w:val="28"/>
           <w:szCs w:val="28"/>
         </w:rPr>
-        <w:t xml:space="preserve">Piece </w:t>
-      </w:r>
-      <w:proofErr w:type="spellStart"/>
-      <w:r>
-        <w:rPr>
-          <w:sz w:val="28"/>
-          <w:szCs w:val="28"/>
-        </w:rPr>
-        <w:t>of</w:t>
-      </w:r>
-      <w:proofErr w:type="spellEnd"/>
-      <w:r>
-        <w:rPr>
-          <w:sz w:val="28"/>
-          <w:szCs w:val="28"/>
-        </w:rPr>
-        <w:t xml:space="preserve"> </w:t>
-      </w:r>
-      <w:proofErr w:type="spellStart"/>
-      <w:r>
-        <w:rPr>
-          <w:sz w:val="28"/>
-          <w:szCs w:val="28"/>
-        </w:rPr>
-        <w:t>grass</w:t>
-      </w:r>
-      <w:proofErr w:type="spellEnd"/>
+        <w:t>Piece of grass</w:t>
+      </w:r>
     </w:p>
     <w:p>
       <w:pPr>
@@ -1576,21 +1088,12 @@
           <w:szCs w:val="28"/>
         </w:rPr>
       </w:pPr>
-      <w:proofErr w:type="spellStart"/>
-      <w:r>
-        <w:rPr>
-          <w:sz w:val="28"/>
-          <w:szCs w:val="28"/>
-        </w:rPr>
-        <w:t>Insects</w:t>
-      </w:r>
-      <w:proofErr w:type="spellEnd"/>
-      <w:r>
-        <w:rPr>
-          <w:sz w:val="28"/>
-          <w:szCs w:val="28"/>
-        </w:rPr>
-        <w:t xml:space="preserve"> </w:t>
+      <w:r>
+        <w:rPr>
+          <w:sz w:val="28"/>
+          <w:szCs w:val="28"/>
+        </w:rPr>
+        <w:t xml:space="preserve">Insects </w:t>
       </w:r>
     </w:p>
     <w:p>
@@ -1604,21 +1107,12 @@
           <w:szCs w:val="28"/>
         </w:rPr>
       </w:pPr>
-      <w:proofErr w:type="spellStart"/>
-      <w:r>
-        <w:rPr>
-          <w:sz w:val="28"/>
-          <w:szCs w:val="28"/>
-        </w:rPr>
-        <w:t>Dust</w:t>
-      </w:r>
-      <w:proofErr w:type="spellEnd"/>
-      <w:r>
-        <w:rPr>
-          <w:sz w:val="28"/>
-          <w:szCs w:val="28"/>
-        </w:rPr>
-        <w:t xml:space="preserve"> </w:t>
+      <w:r>
+        <w:rPr>
+          <w:sz w:val="28"/>
+          <w:szCs w:val="28"/>
+        </w:rPr>
+        <w:t xml:space="preserve">Dust </w:t>
       </w:r>
     </w:p>
     <w:p>
@@ -1654,39 +1148,7 @@
           <w:sz w:val="28"/>
           <w:szCs w:val="28"/>
         </w:rPr>
-        <w:t>Create a “</w:t>
-      </w:r>
-      <w:proofErr w:type="spellStart"/>
-      <w:r>
-        <w:rPr>
-          <w:sz w:val="28"/>
-          <w:szCs w:val="28"/>
-        </w:rPr>
-        <w:t>dirty</w:t>
-      </w:r>
-      <w:proofErr w:type="spellEnd"/>
-      <w:r>
-        <w:rPr>
-          <w:sz w:val="28"/>
-          <w:szCs w:val="28"/>
-        </w:rPr>
-        <w:t xml:space="preserve">” </w:t>
-      </w:r>
-      <w:proofErr w:type="spellStart"/>
-      <w:r>
-        <w:rPr>
-          <w:sz w:val="28"/>
-          <w:szCs w:val="28"/>
-        </w:rPr>
-        <w:t>dataset</w:t>
-      </w:r>
-      <w:proofErr w:type="spellEnd"/>
-      <w:r>
-        <w:rPr>
-          <w:sz w:val="28"/>
-          <w:szCs w:val="28"/>
-        </w:rPr>
-        <w:t xml:space="preserve"> </w:t>
+        <w:t xml:space="preserve">Create a “dirty” dataset </w:t>
       </w:r>
     </w:p>
     <w:p>
@@ -1742,7 +1204,6 @@
           <w:szCs w:val="28"/>
         </w:rPr>
       </w:pPr>
-      <w:proofErr w:type="spellStart"/>
       <w:r>
         <w:rPr>
           <w:b/>
@@ -1750,77 +1211,7 @@
           <w:sz w:val="28"/>
           <w:szCs w:val="28"/>
         </w:rPr>
-        <w:t>Examples</w:t>
-      </w:r>
-      <w:proofErr w:type="spellEnd"/>
-      <w:r>
-        <w:rPr>
-          <w:b/>
-          <w:bCs/>
-          <w:sz w:val="28"/>
-          <w:szCs w:val="28"/>
-        </w:rPr>
-        <w:t xml:space="preserve"> </w:t>
-      </w:r>
-      <w:proofErr w:type="spellStart"/>
-      <w:r>
-        <w:rPr>
-          <w:b/>
-          <w:bCs/>
-          <w:sz w:val="28"/>
-          <w:szCs w:val="28"/>
-        </w:rPr>
-        <w:t>of</w:t>
-      </w:r>
-      <w:proofErr w:type="spellEnd"/>
-      <w:r>
-        <w:rPr>
-          <w:b/>
-          <w:bCs/>
-          <w:sz w:val="28"/>
-          <w:szCs w:val="28"/>
-        </w:rPr>
-        <w:t xml:space="preserve"> </w:t>
-      </w:r>
-      <w:proofErr w:type="spellStart"/>
-      <w:r>
-        <w:rPr>
-          <w:b/>
-          <w:bCs/>
-          <w:sz w:val="28"/>
-          <w:szCs w:val="28"/>
-        </w:rPr>
-        <w:t>corrupted</w:t>
-      </w:r>
-      <w:proofErr w:type="spellEnd"/>
-      <w:r>
-        <w:rPr>
-          <w:b/>
-          <w:bCs/>
-          <w:sz w:val="28"/>
-          <w:szCs w:val="28"/>
-        </w:rPr>
-        <w:t xml:space="preserve"> </w:t>
-      </w:r>
-      <w:proofErr w:type="spellStart"/>
-      <w:r>
-        <w:rPr>
-          <w:b/>
-          <w:bCs/>
-          <w:sz w:val="28"/>
-          <w:szCs w:val="28"/>
-        </w:rPr>
-        <w:t>data</w:t>
-      </w:r>
-      <w:proofErr w:type="spellEnd"/>
-      <w:r>
-        <w:rPr>
-          <w:b/>
-          <w:bCs/>
-          <w:sz w:val="28"/>
-          <w:szCs w:val="28"/>
-        </w:rPr>
-        <w:t>:</w:t>
+        <w:t>Examples of corrupted data:</w:t>
       </w:r>
     </w:p>
     <w:p>
@@ -1839,39 +1230,7 @@
           <w:sz w:val="28"/>
           <w:szCs w:val="28"/>
         </w:rPr>
-        <w:t xml:space="preserve">Broken </w:t>
-      </w:r>
-      <w:proofErr w:type="spellStart"/>
-      <w:r>
-        <w:rPr>
-          <w:sz w:val="28"/>
-          <w:szCs w:val="28"/>
-        </w:rPr>
-        <w:t>image</w:t>
-      </w:r>
-      <w:proofErr w:type="spellEnd"/>
-      <w:r>
-        <w:rPr>
-          <w:sz w:val="28"/>
-          <w:szCs w:val="28"/>
-        </w:rPr>
-        <w:t xml:space="preserve"> </w:t>
-      </w:r>
-      <w:proofErr w:type="spellStart"/>
-      <w:r>
-        <w:rPr>
-          <w:sz w:val="28"/>
-          <w:szCs w:val="28"/>
-        </w:rPr>
-        <w:t>files</w:t>
-      </w:r>
-      <w:proofErr w:type="spellEnd"/>
-      <w:r>
-        <w:rPr>
-          <w:sz w:val="28"/>
-          <w:szCs w:val="28"/>
-        </w:rPr>
-        <w:t xml:space="preserve"> </w:t>
+        <w:t xml:space="preserve">Broken image files </w:t>
       </w:r>
     </w:p>
     <w:p>
@@ -1890,39 +1249,7 @@
           <w:sz w:val="28"/>
           <w:szCs w:val="28"/>
         </w:rPr>
-        <w:t>Empty/</w:t>
-      </w:r>
-      <w:proofErr w:type="spellStart"/>
-      <w:r>
-        <w:rPr>
-          <w:sz w:val="28"/>
-          <w:szCs w:val="28"/>
-        </w:rPr>
-        <w:t>black</w:t>
-      </w:r>
-      <w:proofErr w:type="spellEnd"/>
-      <w:r>
-        <w:rPr>
-          <w:sz w:val="28"/>
-          <w:szCs w:val="28"/>
-        </w:rPr>
-        <w:t xml:space="preserve"> </w:t>
-      </w:r>
-      <w:proofErr w:type="spellStart"/>
-      <w:r>
-        <w:rPr>
-          <w:sz w:val="28"/>
-          <w:szCs w:val="28"/>
-        </w:rPr>
-        <w:t>images</w:t>
-      </w:r>
-      <w:proofErr w:type="spellEnd"/>
-      <w:r>
-        <w:rPr>
-          <w:sz w:val="28"/>
-          <w:szCs w:val="28"/>
-        </w:rPr>
-        <w:t xml:space="preserve"> </w:t>
+        <w:t xml:space="preserve">Empty/black images </w:t>
       </w:r>
     </w:p>
     <w:p>
@@ -1960,47 +1287,7 @@
           <w:sz w:val="28"/>
           <w:szCs w:val="28"/>
         </w:rPr>
-        <w:t>Approach (</w:t>
-      </w:r>
-      <w:proofErr w:type="spellStart"/>
-      <w:r>
-        <w:rPr>
-          <w:b/>
-          <w:bCs/>
-          <w:sz w:val="28"/>
-          <w:szCs w:val="28"/>
-        </w:rPr>
-        <w:t>to</w:t>
-      </w:r>
-      <w:proofErr w:type="spellEnd"/>
-      <w:r>
-        <w:rPr>
-          <w:b/>
-          <w:bCs/>
-          <w:sz w:val="28"/>
-          <w:szCs w:val="28"/>
-        </w:rPr>
-        <w:t xml:space="preserve"> </w:t>
-      </w:r>
-      <w:proofErr w:type="spellStart"/>
-      <w:r>
-        <w:rPr>
-          <w:b/>
-          <w:bCs/>
-          <w:sz w:val="28"/>
-          <w:szCs w:val="28"/>
-        </w:rPr>
-        <w:t>define</w:t>
-      </w:r>
-      <w:proofErr w:type="spellEnd"/>
-      <w:r>
-        <w:rPr>
-          <w:b/>
-          <w:bCs/>
-          <w:sz w:val="28"/>
-          <w:szCs w:val="28"/>
-        </w:rPr>
-        <w:t>):</w:t>
+        <w:t>Approach (to define):</w:t>
       </w:r>
     </w:p>
     <w:p>
@@ -2019,23 +1306,7 @@
           <w:sz w:val="28"/>
           <w:szCs w:val="28"/>
         </w:rPr>
-        <w:t xml:space="preserve">File </w:t>
-      </w:r>
-      <w:proofErr w:type="spellStart"/>
-      <w:r>
-        <w:rPr>
-          <w:sz w:val="28"/>
-          <w:szCs w:val="28"/>
-        </w:rPr>
-        <w:t>validation</w:t>
-      </w:r>
-      <w:proofErr w:type="spellEnd"/>
-      <w:r>
-        <w:rPr>
-          <w:sz w:val="28"/>
-          <w:szCs w:val="28"/>
-        </w:rPr>
-        <w:t xml:space="preserve"> </w:t>
+        <w:t xml:space="preserve">File validation </w:t>
       </w:r>
     </w:p>
     <w:p>
@@ -2144,7 +1415,6 @@
           <w:szCs w:val="28"/>
         </w:rPr>
       </w:pPr>
-      <w:proofErr w:type="spellStart"/>
       <w:r>
         <w:rPr>
           <w:b/>
@@ -2152,17 +1422,7 @@
           <w:sz w:val="28"/>
           <w:szCs w:val="28"/>
         </w:rPr>
-        <w:t>Function</w:t>
-      </w:r>
-      <w:proofErr w:type="spellEnd"/>
-      <w:r>
-        <w:rPr>
-          <w:b/>
-          <w:bCs/>
-          <w:sz w:val="28"/>
-          <w:szCs w:val="28"/>
-        </w:rPr>
-        <w:t>:</w:t>
+        <w:t>Function:</w:t>
       </w:r>
     </w:p>
     <w:p>
@@ -2219,39 +1479,7 @@
           <w:sz w:val="28"/>
           <w:szCs w:val="28"/>
         </w:rPr>
-        <w:t xml:space="preserve">Output: </w:t>
-      </w:r>
-      <w:proofErr w:type="spellStart"/>
-      <w:r>
-        <w:rPr>
-          <w:sz w:val="28"/>
-          <w:szCs w:val="28"/>
-        </w:rPr>
-        <w:t>Cleaned</w:t>
-      </w:r>
-      <w:proofErr w:type="spellEnd"/>
-      <w:r>
-        <w:rPr>
-          <w:sz w:val="28"/>
-          <w:szCs w:val="28"/>
-        </w:rPr>
-        <w:t xml:space="preserve"> </w:t>
-      </w:r>
-      <w:proofErr w:type="spellStart"/>
-      <w:r>
-        <w:rPr>
-          <w:sz w:val="28"/>
-          <w:szCs w:val="28"/>
-        </w:rPr>
-        <w:t>images</w:t>
-      </w:r>
-      <w:proofErr w:type="spellEnd"/>
-      <w:r>
-        <w:rPr>
-          <w:sz w:val="28"/>
-          <w:szCs w:val="28"/>
-        </w:rPr>
-        <w:t xml:space="preserve"> </w:t>
+        <w:t xml:space="preserve">Output: Cleaned images </w:t>
       </w:r>
     </w:p>
     <w:p>
@@ -2378,7 +1606,6 @@
           <w:szCs w:val="28"/>
         </w:rPr>
       </w:pPr>
-      <w:proofErr w:type="spellStart"/>
       <w:r>
         <w:rPr>
           <w:b/>
@@ -2386,17 +1613,7 @@
           <w:sz w:val="28"/>
           <w:szCs w:val="28"/>
         </w:rPr>
-        <w:t>Function</w:t>
-      </w:r>
-      <w:proofErr w:type="spellEnd"/>
-      <w:r>
-        <w:rPr>
-          <w:b/>
-          <w:bCs/>
-          <w:sz w:val="28"/>
-          <w:szCs w:val="28"/>
-        </w:rPr>
-        <w:t>:</w:t>
+        <w:t>Function:</w:t>
       </w:r>
     </w:p>
     <w:p>
@@ -2472,37 +1689,12 @@
           <w:szCs w:val="28"/>
         </w:rPr>
       </w:pPr>
-      <w:proofErr w:type="spellStart"/>
-      <w:r>
-        <w:rPr>
-          <w:sz w:val="28"/>
-          <w:szCs w:val="28"/>
-        </w:rPr>
-        <w:t>Bounding</w:t>
-      </w:r>
-      <w:proofErr w:type="spellEnd"/>
-      <w:r>
-        <w:rPr>
-          <w:sz w:val="28"/>
-          <w:szCs w:val="28"/>
-        </w:rPr>
-        <w:t xml:space="preserve"> </w:t>
-      </w:r>
-      <w:proofErr w:type="spellStart"/>
-      <w:r>
-        <w:rPr>
-          <w:sz w:val="28"/>
-          <w:szCs w:val="28"/>
-        </w:rPr>
-        <w:t>boxes</w:t>
-      </w:r>
-      <w:proofErr w:type="spellEnd"/>
-      <w:r>
-        <w:rPr>
-          <w:sz w:val="28"/>
-          <w:szCs w:val="28"/>
-        </w:rPr>
-        <w:t xml:space="preserve"> </w:t>
+      <w:r>
+        <w:rPr>
+          <w:sz w:val="28"/>
+          <w:szCs w:val="28"/>
+        </w:rPr>
+        <w:t xml:space="preserve">Bounding boxes </w:t>
       </w:r>
     </w:p>
     <w:p>
@@ -2516,37 +1708,12 @@
           <w:szCs w:val="28"/>
         </w:rPr>
       </w:pPr>
-      <w:proofErr w:type="spellStart"/>
-      <w:r>
-        <w:rPr>
-          <w:sz w:val="28"/>
-          <w:szCs w:val="28"/>
-        </w:rPr>
-        <w:t>Object</w:t>
-      </w:r>
-      <w:proofErr w:type="spellEnd"/>
-      <w:r>
-        <w:rPr>
-          <w:sz w:val="28"/>
-          <w:szCs w:val="28"/>
-        </w:rPr>
-        <w:t xml:space="preserve"> </w:t>
-      </w:r>
-      <w:proofErr w:type="spellStart"/>
-      <w:r>
-        <w:rPr>
-          <w:sz w:val="28"/>
-          <w:szCs w:val="28"/>
-        </w:rPr>
-        <w:t>labels</w:t>
-      </w:r>
-      <w:proofErr w:type="spellEnd"/>
-      <w:r>
-        <w:rPr>
-          <w:sz w:val="28"/>
-          <w:szCs w:val="28"/>
-        </w:rPr>
-        <w:t xml:space="preserve"> </w:t>
+      <w:r>
+        <w:rPr>
+          <w:sz w:val="28"/>
+          <w:szCs w:val="28"/>
+        </w:rPr>
+        <w:t xml:space="preserve">Object labels </w:t>
       </w:r>
     </w:p>
     <w:p>
@@ -2602,7 +1769,6 @@
           <w:szCs w:val="28"/>
         </w:rPr>
       </w:pPr>
-      <w:proofErr w:type="spellStart"/>
       <w:r>
         <w:rPr>
           <w:b/>
@@ -2610,17 +1776,7 @@
           <w:sz w:val="28"/>
           <w:szCs w:val="28"/>
         </w:rPr>
-        <w:t>Metrics</w:t>
-      </w:r>
-      <w:proofErr w:type="spellEnd"/>
-      <w:r>
-        <w:rPr>
-          <w:b/>
-          <w:bCs/>
-          <w:sz w:val="28"/>
-          <w:szCs w:val="28"/>
-        </w:rPr>
-        <w:t>:</w:t>
+        <w:t>Metrics:</w:t>
       </w:r>
     </w:p>
     <w:p>
@@ -2741,37 +1897,12 @@
           <w:szCs w:val="28"/>
         </w:rPr>
       </w:pPr>
-      <w:proofErr w:type="spellStart"/>
-      <w:r>
-        <w:rPr>
-          <w:sz w:val="28"/>
-          <w:szCs w:val="28"/>
-        </w:rPr>
-        <w:t>Cleaned</w:t>
-      </w:r>
-      <w:proofErr w:type="spellEnd"/>
-      <w:r>
-        <w:rPr>
-          <w:sz w:val="28"/>
-          <w:szCs w:val="28"/>
-        </w:rPr>
-        <w:t xml:space="preserve"> </w:t>
-      </w:r>
-      <w:proofErr w:type="spellStart"/>
-      <w:r>
-        <w:rPr>
-          <w:sz w:val="28"/>
-          <w:szCs w:val="28"/>
-        </w:rPr>
-        <w:t>images</w:t>
-      </w:r>
-      <w:proofErr w:type="spellEnd"/>
-      <w:r>
-        <w:rPr>
-          <w:sz w:val="28"/>
-          <w:szCs w:val="28"/>
-        </w:rPr>
-        <w:t xml:space="preserve"> </w:t>
+      <w:r>
+        <w:rPr>
+          <w:sz w:val="28"/>
+          <w:szCs w:val="28"/>
+        </w:rPr>
+        <w:t xml:space="preserve">Cleaned images </w:t>
       </w:r>
     </w:p>
     <w:p>
@@ -2785,38 +1916,13 @@
           <w:szCs w:val="28"/>
         </w:rPr>
       </w:pPr>
-      <w:proofErr w:type="spellStart"/>
       <w:r>
         <w:rPr>
           <w:sz w:val="28"/>
           <w:szCs w:val="28"/>
         </w:rPr>
         <w:lastRenderedPageBreak/>
-        <w:t>Metadata</w:t>
-      </w:r>
-      <w:proofErr w:type="spellEnd"/>
-      <w:r>
-        <w:rPr>
-          <w:sz w:val="28"/>
-          <w:szCs w:val="28"/>
-        </w:rPr>
-        <w:t xml:space="preserve"> </w:t>
-      </w:r>
-      <w:proofErr w:type="spellStart"/>
-      <w:r>
-        <w:rPr>
-          <w:sz w:val="28"/>
-          <w:szCs w:val="28"/>
-        </w:rPr>
-        <w:t>dataset</w:t>
-      </w:r>
-      <w:proofErr w:type="spellEnd"/>
-      <w:r>
-        <w:rPr>
-          <w:sz w:val="28"/>
-          <w:szCs w:val="28"/>
-        </w:rPr>
-        <w:t xml:space="preserve"> </w:t>
+        <w:t xml:space="preserve">Metadata dataset </w:t>
       </w:r>
     </w:p>
     <w:p>
@@ -2830,37 +1936,12 @@
           <w:szCs w:val="28"/>
         </w:rPr>
       </w:pPr>
-      <w:proofErr w:type="spellStart"/>
-      <w:r>
-        <w:rPr>
-          <w:sz w:val="28"/>
-          <w:szCs w:val="28"/>
-        </w:rPr>
-        <w:t>Visualization</w:t>
-      </w:r>
-      <w:proofErr w:type="spellEnd"/>
-      <w:r>
-        <w:rPr>
-          <w:sz w:val="28"/>
-          <w:szCs w:val="28"/>
-        </w:rPr>
-        <w:t xml:space="preserve"> </w:t>
-      </w:r>
-      <w:proofErr w:type="spellStart"/>
-      <w:r>
-        <w:rPr>
-          <w:sz w:val="28"/>
-          <w:szCs w:val="28"/>
-        </w:rPr>
-        <w:t>results</w:t>
-      </w:r>
-      <w:proofErr w:type="spellEnd"/>
-      <w:r>
-        <w:rPr>
-          <w:sz w:val="28"/>
-          <w:szCs w:val="28"/>
-        </w:rPr>
-        <w:t xml:space="preserve"> </w:t>
+      <w:r>
+        <w:rPr>
+          <w:sz w:val="28"/>
+          <w:szCs w:val="28"/>
+        </w:rPr>
+        <w:t xml:space="preserve">Visualization results </w:t>
       </w:r>
     </w:p>
     <w:p>
@@ -2874,53 +1955,12 @@
           <w:szCs w:val="28"/>
         </w:rPr>
       </w:pPr>
-      <w:proofErr w:type="spellStart"/>
-      <w:r>
-        <w:rPr>
-          <w:sz w:val="28"/>
-          <w:szCs w:val="28"/>
-        </w:rPr>
-        <w:t>Object</w:t>
-      </w:r>
-      <w:proofErr w:type="spellEnd"/>
-      <w:r>
-        <w:rPr>
-          <w:sz w:val="28"/>
-          <w:szCs w:val="28"/>
-        </w:rPr>
-        <w:t xml:space="preserve"> </w:t>
-      </w:r>
-      <w:proofErr w:type="spellStart"/>
-      <w:r>
-        <w:rPr>
-          <w:sz w:val="28"/>
-          <w:szCs w:val="28"/>
-        </w:rPr>
-        <w:t>detection</w:t>
-      </w:r>
-      <w:proofErr w:type="spellEnd"/>
-      <w:r>
-        <w:rPr>
-          <w:sz w:val="28"/>
-          <w:szCs w:val="28"/>
-        </w:rPr>
-        <w:t xml:space="preserve"> </w:t>
-      </w:r>
-      <w:proofErr w:type="spellStart"/>
-      <w:r>
-        <w:rPr>
-          <w:sz w:val="28"/>
-          <w:szCs w:val="28"/>
-        </w:rPr>
-        <w:t>results</w:t>
-      </w:r>
-      <w:proofErr w:type="spellEnd"/>
-      <w:r>
-        <w:rPr>
-          <w:sz w:val="28"/>
-          <w:szCs w:val="28"/>
-        </w:rPr>
-        <w:t xml:space="preserve"> </w:t>
+      <w:r>
+        <w:rPr>
+          <w:sz w:val="28"/>
+          <w:szCs w:val="28"/>
+        </w:rPr>
+        <w:t xml:space="preserve">Object detection results </w:t>
       </w:r>
     </w:p>
     <w:p>
@@ -2934,37 +1974,12 @@
           <w:szCs w:val="28"/>
         </w:rPr>
       </w:pPr>
-      <w:proofErr w:type="spellStart"/>
-      <w:r>
-        <w:rPr>
-          <w:sz w:val="28"/>
-          <w:szCs w:val="28"/>
-        </w:rPr>
-        <w:t>Accuracy</w:t>
-      </w:r>
-      <w:proofErr w:type="spellEnd"/>
-      <w:r>
-        <w:rPr>
-          <w:sz w:val="28"/>
-          <w:szCs w:val="28"/>
-        </w:rPr>
-        <w:t xml:space="preserve"> </w:t>
-      </w:r>
-      <w:proofErr w:type="spellStart"/>
-      <w:r>
-        <w:rPr>
-          <w:sz w:val="28"/>
-          <w:szCs w:val="28"/>
-        </w:rPr>
-        <w:t>evaluation</w:t>
-      </w:r>
-      <w:proofErr w:type="spellEnd"/>
-      <w:r>
-        <w:rPr>
-          <w:sz w:val="28"/>
-          <w:szCs w:val="28"/>
-        </w:rPr>
-        <w:t xml:space="preserve"> </w:t>
+      <w:r>
+        <w:rPr>
+          <w:sz w:val="28"/>
+          <w:szCs w:val="28"/>
+        </w:rPr>
+        <w:t xml:space="preserve">Accuracy evaluation </w:t>
       </w:r>
     </w:p>
     <w:p>
@@ -2991,47 +2006,7 @@
           <w:sz w:val="28"/>
           <w:szCs w:val="28"/>
         </w:rPr>
-        <w:t xml:space="preserve">13. </w:t>
-      </w:r>
-      <w:proofErr w:type="spellStart"/>
-      <w:r>
-        <w:rPr>
-          <w:b/>
-          <w:bCs/>
-          <w:sz w:val="28"/>
-          <w:szCs w:val="28"/>
-        </w:rPr>
-        <w:t>Dependencies</w:t>
-      </w:r>
-      <w:proofErr w:type="spellEnd"/>
-      <w:r>
-        <w:rPr>
-          <w:b/>
-          <w:bCs/>
-          <w:sz w:val="28"/>
-          <w:szCs w:val="28"/>
-        </w:rPr>
-        <w:t xml:space="preserve"> (</w:t>
-      </w:r>
-      <w:proofErr w:type="spellStart"/>
-      <w:r>
-        <w:rPr>
-          <w:b/>
-          <w:bCs/>
-          <w:sz w:val="28"/>
-          <w:szCs w:val="28"/>
-        </w:rPr>
-        <w:t>example</w:t>
-      </w:r>
-      <w:proofErr w:type="spellEnd"/>
-      <w:r>
-        <w:rPr>
-          <w:b/>
-          <w:bCs/>
-          <w:sz w:val="28"/>
-          <w:szCs w:val="28"/>
-        </w:rPr>
-        <w:t>)</w:t>
+        <w:t>13. Dependencies (example)</w:t>
       </w:r>
     </w:p>
     <w:p>
@@ -3050,7 +2025,7 @@
           <w:sz w:val="28"/>
           <w:szCs w:val="28"/>
         </w:rPr>
-        <w:t>(??)</w:t>
+        <w:t>Ultralytics==8.4.37</w:t>
       </w:r>
     </w:p>
     <w:p>
@@ -3069,7 +2044,7 @@
           <w:sz w:val="28"/>
           <w:szCs w:val="28"/>
         </w:rPr>
-        <w:t>(??)</w:t>
+        <w:t>Numpy==2.4.4</w:t>
       </w:r>
     </w:p>
     <w:p>
@@ -3088,39 +2063,7 @@
           <w:sz w:val="28"/>
           <w:szCs w:val="28"/>
         </w:rPr>
-        <w:t xml:space="preserve">CV2(Library </w:t>
-      </w:r>
-      <w:proofErr w:type="spellStart"/>
-      <w:r>
-        <w:rPr>
-          <w:sz w:val="28"/>
-          <w:szCs w:val="28"/>
-        </w:rPr>
-        <w:t>for</w:t>
-      </w:r>
-      <w:proofErr w:type="spellEnd"/>
-      <w:r>
-        <w:rPr>
-          <w:sz w:val="28"/>
-          <w:szCs w:val="28"/>
-        </w:rPr>
-        <w:t xml:space="preserve"> </w:t>
-      </w:r>
-      <w:proofErr w:type="spellStart"/>
-      <w:r>
-        <w:rPr>
-          <w:sz w:val="28"/>
-          <w:szCs w:val="28"/>
-        </w:rPr>
-        <w:t>images</w:t>
-      </w:r>
-      <w:proofErr w:type="spellEnd"/>
-      <w:r>
-        <w:rPr>
-          <w:sz w:val="28"/>
-          <w:szCs w:val="28"/>
-        </w:rPr>
-        <w:t>)</w:t>
+        <w:t>Torch==2.11.0</w:t>
       </w:r>
     </w:p>
     <w:p>
@@ -3132,16 +2075,14 @@
         <w:rPr>
           <w:sz w:val="28"/>
           <w:szCs w:val="28"/>
-          <w:lang w:val="en-GB"/>
-        </w:rPr>
-      </w:pPr>
-      <w:r>
-        <w:rPr>
-          <w:sz w:val="28"/>
-          <w:szCs w:val="28"/>
-          <w:lang w:val="en-GB"/>
-        </w:rPr>
-        <w:t>YOLO model</w:t>
+        </w:rPr>
+      </w:pPr>
+      <w:r>
+        <w:rPr>
+          <w:sz w:val="28"/>
+          <w:szCs w:val="28"/>
+        </w:rPr>
+        <w:t>Torchaudio==2.11.0</w:t>
       </w:r>
     </w:p>
     <w:p>
@@ -3153,6 +2094,67 @@
         <w:rPr>
           <w:sz w:val="28"/>
           <w:szCs w:val="28"/>
+        </w:rPr>
+      </w:pPr>
+      <w:r>
+        <w:rPr>
+          <w:sz w:val="28"/>
+          <w:szCs w:val="28"/>
+        </w:rPr>
+        <w:t>Torchvision==8.4.37</w:t>
+      </w:r>
+    </w:p>
+    <w:p>
+      <w:pPr>
+        <w:numPr>
+          <w:ilvl w:val="0"/>
+          <w:numId w:val="18"/>
+        </w:numPr>
+        <w:rPr>
+          <w:sz w:val="28"/>
+          <w:szCs w:val="28"/>
+          <w:lang w:val="en-GB"/>
+        </w:rPr>
+      </w:pPr>
+      <w:r>
+        <w:rPr>
+          <w:sz w:val="28"/>
+          <w:szCs w:val="28"/>
+          <w:lang w:val="en-GB"/>
+        </w:rPr>
+        <w:t>CV2</w:t>
+      </w:r>
+    </w:p>
+    <w:p>
+      <w:pPr>
+        <w:numPr>
+          <w:ilvl w:val="0"/>
+          <w:numId w:val="18"/>
+        </w:numPr>
+        <w:rPr>
+          <w:sz w:val="28"/>
+          <w:szCs w:val="28"/>
+          <w:lang w:val="en-GB"/>
+        </w:rPr>
+      </w:pPr>
+      <w:r>
+        <w:rPr>
+          <w:sz w:val="28"/>
+          <w:szCs w:val="28"/>
+          <w:lang w:val="en-GB"/>
+        </w:rPr>
+        <w:t>YOLO model</w:t>
+      </w:r>
+    </w:p>
+    <w:p>
+      <w:pPr>
+        <w:numPr>
+          <w:ilvl w:val="0"/>
+          <w:numId w:val="18"/>
+        </w:numPr>
+        <w:rPr>
+          <w:sz w:val="28"/>
+          <w:szCs w:val="28"/>
           <w:lang w:val="en-GB"/>
         </w:rPr>
       </w:pPr>
@@ -3230,19 +2232,8 @@
           <w:sz w:val="28"/>
           <w:szCs w:val="28"/>
         </w:rPr>
-        <w:t xml:space="preserve">14. </w:t>
-      </w:r>
-      <w:proofErr w:type="spellStart"/>
-      <w:r>
-        <w:rPr>
-          <w:b/>
-          <w:bCs/>
-          <w:sz w:val="28"/>
-          <w:szCs w:val="28"/>
-        </w:rPr>
-        <w:t>Assumptions</w:t>
-      </w:r>
-      <w:proofErr w:type="spellEnd"/>
+        <w:t>14. Assumptions</w:t>
+      </w:r>
     </w:p>
     <w:p>
       <w:pPr>
@@ -3331,19 +2322,8 @@
           <w:sz w:val="28"/>
           <w:szCs w:val="28"/>
         </w:rPr>
-        <w:t xml:space="preserve">15. </w:t>
-      </w:r>
-      <w:proofErr w:type="spellStart"/>
-      <w:r>
-        <w:rPr>
-          <w:b/>
-          <w:bCs/>
-          <w:sz w:val="28"/>
-          <w:szCs w:val="28"/>
-        </w:rPr>
-        <w:t>Limitations</w:t>
-      </w:r>
-      <w:proofErr w:type="spellEnd"/>
+        <w:t>15. Limitations</w:t>
+      </w:r>
     </w:p>
     <w:p>
       <w:pPr>
@@ -3432,19 +2412,9 @@
           <w:sz w:val="28"/>
           <w:szCs w:val="28"/>
         </w:rPr>
-        <w:t xml:space="preserve">16. Future </w:t>
-      </w:r>
-      <w:proofErr w:type="spellStart"/>
-      <w:r>
-        <w:rPr>
-          <w:b/>
-          <w:bCs/>
-          <w:sz w:val="28"/>
-          <w:szCs w:val="28"/>
-        </w:rPr>
-        <w:t>Improvements</w:t>
-      </w:r>
-      <w:proofErr w:type="spellEnd"/>
+        <w:lastRenderedPageBreak/>
+        <w:t>16. Future Improvements</w:t>
+      </w:r>
     </w:p>
     <w:p>
       <w:pPr>
@@ -3462,55 +2432,7 @@
           <w:sz w:val="28"/>
           <w:szCs w:val="28"/>
         </w:rPr>
-        <w:t xml:space="preserve">Define </w:t>
-      </w:r>
-      <w:proofErr w:type="spellStart"/>
-      <w:r>
-        <w:rPr>
-          <w:sz w:val="28"/>
-          <w:szCs w:val="28"/>
-        </w:rPr>
-        <w:t>richer</w:t>
-      </w:r>
-      <w:proofErr w:type="spellEnd"/>
-      <w:r>
-        <w:rPr>
-          <w:sz w:val="28"/>
-          <w:szCs w:val="28"/>
-        </w:rPr>
-        <w:t xml:space="preserve"> </w:t>
-      </w:r>
-      <w:proofErr w:type="spellStart"/>
-      <w:r>
-        <w:rPr>
-          <w:sz w:val="28"/>
-          <w:szCs w:val="28"/>
-        </w:rPr>
-        <w:t>metadata</w:t>
-      </w:r>
-      <w:proofErr w:type="spellEnd"/>
-      <w:r>
-        <w:rPr>
-          <w:sz w:val="28"/>
-          <w:szCs w:val="28"/>
-        </w:rPr>
-        <w:t xml:space="preserve"> </w:t>
-      </w:r>
-      <w:proofErr w:type="spellStart"/>
-      <w:r>
-        <w:rPr>
-          <w:sz w:val="28"/>
-          <w:szCs w:val="28"/>
-        </w:rPr>
-        <w:t>features</w:t>
-      </w:r>
-      <w:proofErr w:type="spellEnd"/>
-      <w:r>
-        <w:rPr>
-          <w:sz w:val="28"/>
-          <w:szCs w:val="28"/>
-        </w:rPr>
-        <w:t xml:space="preserve"> </w:t>
+        <w:t xml:space="preserve">Define richer metadata features </w:t>
       </w:r>
     </w:p>
     <w:p>
@@ -3552,7 +2474,6 @@
           <w:szCs w:val="28"/>
           <w:lang w:val="en-GB"/>
         </w:rPr>
-        <w:lastRenderedPageBreak/>
         <w:t xml:space="preserve">Increase spectrum of objects detected. </w:t>
       </w:r>
     </w:p>
@@ -3572,39 +2493,7 @@
           <w:sz w:val="28"/>
           <w:szCs w:val="28"/>
         </w:rPr>
-        <w:t xml:space="preserve">Real-time </w:t>
-      </w:r>
-      <w:proofErr w:type="spellStart"/>
-      <w:r>
-        <w:rPr>
-          <w:sz w:val="28"/>
-          <w:szCs w:val="28"/>
-        </w:rPr>
-        <w:t>processing</w:t>
-      </w:r>
-      <w:proofErr w:type="spellEnd"/>
-      <w:r>
-        <w:rPr>
-          <w:sz w:val="28"/>
-          <w:szCs w:val="28"/>
-        </w:rPr>
-        <w:t xml:space="preserve"> </w:t>
-      </w:r>
-      <w:proofErr w:type="spellStart"/>
-      <w:r>
-        <w:rPr>
-          <w:sz w:val="28"/>
-          <w:szCs w:val="28"/>
-        </w:rPr>
-        <w:t>pipeline</w:t>
-      </w:r>
-      <w:proofErr w:type="spellEnd"/>
-      <w:r>
-        <w:rPr>
-          <w:sz w:val="28"/>
-          <w:szCs w:val="28"/>
-        </w:rPr>
-        <w:t xml:space="preserve"> </w:t>
+        <w:t xml:space="preserve">Real-time processing pipeline </w:t>
       </w:r>
     </w:p>
     <w:p>
@@ -3625,25 +2514,7 @@
           <w:szCs w:val="28"/>
           <w:lang w:val="en-GB"/>
         </w:rPr>
-        <w:t>Better evaluation metrics (</w:t>
-      </w:r>
-      <w:proofErr w:type="spellStart"/>
-      <w:r>
-        <w:rPr>
-          <w:sz w:val="28"/>
-          <w:szCs w:val="28"/>
-          <w:lang w:val="en-GB"/>
-        </w:rPr>
-        <w:t>IoU</w:t>
-      </w:r>
-      <w:proofErr w:type="spellEnd"/>
-      <w:r>
-        <w:rPr>
-          <w:sz w:val="28"/>
-          <w:szCs w:val="28"/>
-          <w:lang w:val="en-GB"/>
-        </w:rPr>
-        <w:t>, mAP)</w:t>
+        <w:t>Better evaluation metrics (IoU, mAP)</w:t>
       </w:r>
     </w:p>
     <w:p>

--- a/Image_Processing_Pipeline_Documentation.docx
+++ b/Image_Processing_Pipeline_Documentation.docx
@@ -457,11 +457,63 @@
     </w:p>
     <w:p>
       <w:pPr>
-        <w:rPr>
-          <w:sz w:val="28"/>
-          <w:szCs w:val="28"/>
-        </w:rPr>
-      </w:pPr>
+        <w:pStyle w:val="NormalWeb"/>
+        <w:ind w:left="720"/>
+      </w:pPr>
+      <w:r>
+        <w:rPr>
+          <w:noProof/>
+        </w:rPr>
+        <w:lastRenderedPageBreak/>
+        <w:drawing>
+          <wp:inline distT="0" distB="0" distL="0" distR="0" wp14:anchorId="20A2EB93" wp14:editId="0A56EA23">
+            <wp:extent cx="5731510" cy="5876290"/>
+            <wp:effectExtent l="0" t="0" r="2540" b="0"/>
+            <wp:docPr id="1230973409" name="Picture 3"/>
+            <wp:cNvGraphicFramePr>
+              <a:graphicFrameLocks xmlns:a="http://schemas.openxmlformats.org/drawingml/2006/main" noChangeAspect="1"/>
+            </wp:cNvGraphicFramePr>
+            <a:graphic xmlns:a="http://schemas.openxmlformats.org/drawingml/2006/main">
+              <a:graphicData uri="http://schemas.openxmlformats.org/drawingml/2006/picture">
+                <pic:pic xmlns:pic="http://schemas.openxmlformats.org/drawingml/2006/picture">
+                  <pic:nvPicPr>
+                    <pic:cNvPr id="0" name="Picture 187"/>
+                    <pic:cNvPicPr>
+                      <a:picLocks noChangeAspect="1" noChangeArrowheads="1"/>
+                    </pic:cNvPicPr>
+                  </pic:nvPicPr>
+                  <pic:blipFill>
+                    <a:blip r:embed="rId5">
+                      <a:extLst>
+                        <a:ext uri="{28A0092B-C50C-407E-A947-70E740481C1C}">
+                          <a14:useLocalDpi xmlns:a14="http://schemas.microsoft.com/office/drawing/2010/main" val="0"/>
+                        </a:ext>
+                      </a:extLst>
+                    </a:blip>
+                    <a:srcRect/>
+                    <a:stretch>
+                      <a:fillRect/>
+                    </a:stretch>
+                  </pic:blipFill>
+                  <pic:spPr bwMode="auto">
+                    <a:xfrm>
+                      <a:off x="0" y="0"/>
+                      <a:ext cx="5731510" cy="5876290"/>
+                    </a:xfrm>
+                    <a:prstGeom prst="rect">
+                      <a:avLst/>
+                    </a:prstGeom>
+                    <a:noFill/>
+                    <a:ln>
+                      <a:noFill/>
+                    </a:ln>
+                  </pic:spPr>
+                </pic:pic>
+              </a:graphicData>
+            </a:graphic>
+          </wp:inline>
+        </w:drawing>
+      </w:r>
     </w:p>
     <w:p>
       <w:pPr>
@@ -498,7 +550,6 @@
           <w:szCs w:val="28"/>
           <w:lang w:val="en-GB"/>
         </w:rPr>
-        <w:lastRenderedPageBreak/>
         <w:t>Images are stored in Amazon S3.</w:t>
       </w:r>
     </w:p>
@@ -623,6 +674,7 @@
           <w:szCs w:val="28"/>
           <w:lang w:val="en-GB"/>
         </w:rPr>
+        <w:lastRenderedPageBreak/>
         <w:t>Each image is processed to extract metadata describing its quality and conditions.</w:t>
       </w:r>
     </w:p>
@@ -651,6 +703,10 @@
           <w:ilvl w:val="0"/>
           <w:numId w:val="4"/>
         </w:numPr>
+        <w:tabs>
+          <w:tab w:val="clear" w:pos="360"/>
+          <w:tab w:val="num" w:pos="720"/>
+        </w:tabs>
         <w:rPr>
           <w:sz w:val="28"/>
           <w:szCs w:val="28"/>
@@ -668,66 +724,74 @@
     </w:p>
     <w:p>
       <w:pPr>
+        <w:pStyle w:val="ListParagraph"/>
         <w:numPr>
           <w:ilvl w:val="0"/>
           <w:numId w:val="4"/>
         </w:numPr>
         <w:rPr>
-          <w:sz w:val="28"/>
-          <w:szCs w:val="28"/>
-        </w:rPr>
-      </w:pPr>
-      <w:r>
-        <w:rPr>
-          <w:sz w:val="28"/>
-          <w:szCs w:val="28"/>
-        </w:rPr>
-        <w:t xml:space="preserve">Noise level </w:t>
-      </w:r>
-    </w:p>
-    <w:p>
-      <w:pPr>
+          <w:color w:val="EE0000"/>
+          <w:sz w:val="28"/>
+          <w:szCs w:val="28"/>
+          <w:lang w:val="en-GB"/>
+        </w:rPr>
+      </w:pPr>
+      <w:r>
+        <w:rPr>
+          <w:sz w:val="28"/>
+          <w:szCs w:val="28"/>
+          <w:lang w:val="en-GB"/>
+        </w:rPr>
+        <w:t>D</w:t>
+      </w:r>
+      <w:r>
+        <w:rPr>
+          <w:sz w:val="28"/>
+          <w:szCs w:val="28"/>
+          <w:lang w:val="en-GB"/>
+        </w:rPr>
+        <w:t>ust severity</w:t>
+      </w:r>
+    </w:p>
+    <w:p>
+      <w:pPr>
+        <w:pStyle w:val="ListParagraph"/>
         <w:numPr>
           <w:ilvl w:val="0"/>
           <w:numId w:val="4"/>
         </w:numPr>
         <w:rPr>
-          <w:sz w:val="28"/>
-          <w:szCs w:val="28"/>
-          <w:lang w:val="en-GB"/>
-        </w:rPr>
-      </w:pPr>
-      <w:r>
-        <w:rPr>
-          <w:sz w:val="28"/>
-          <w:szCs w:val="28"/>
-          <w:lang w:val="en-GB"/>
-        </w:rPr>
-        <w:t xml:space="preserve">Presence of artifacts (dust, insects, water drops) </w:t>
-      </w:r>
-    </w:p>
-    <w:p>
-      <w:pPr>
+          <w:color w:val="EE0000"/>
+          <w:sz w:val="28"/>
+          <w:szCs w:val="28"/>
+          <w:lang w:val="en-GB"/>
+        </w:rPr>
+      </w:pPr>
+      <w:r>
+        <w:rPr>
+          <w:sz w:val="28"/>
+          <w:szCs w:val="28"/>
+          <w:lang w:val="en-GB"/>
+        </w:rPr>
+        <w:t>L</w:t>
+      </w:r>
+      <w:r>
+        <w:rPr>
+          <w:sz w:val="28"/>
+          <w:szCs w:val="28"/>
+          <w:lang w:val="en-GB"/>
+        </w:rPr>
+        <w:t>ight level</w:t>
+      </w:r>
+    </w:p>
+    <w:p>
+      <w:pPr>
+        <w:pStyle w:val="ListParagraph"/>
         <w:numPr>
           <w:ilvl w:val="0"/>
           <w:numId w:val="4"/>
         </w:numPr>
         <w:rPr>
-          <w:sz w:val="28"/>
-          <w:szCs w:val="28"/>
-        </w:rPr>
-      </w:pPr>
-      <w:r>
-        <w:rPr>
-          <w:sz w:val="28"/>
-          <w:szCs w:val="28"/>
-        </w:rPr>
-        <w:t xml:space="preserve">Timestamp (if available) </w:t>
-      </w:r>
-    </w:p>
-    <w:p>
-      <w:pPr>
-        <w:rPr>
           <w:color w:val="EE0000"/>
           <w:sz w:val="28"/>
           <w:szCs w:val="28"/>
@@ -736,12 +800,140 @@
       </w:pPr>
       <w:r>
         <w:rPr>
+          <w:sz w:val="28"/>
+          <w:szCs w:val="28"/>
+          <w:lang w:val="en-GB"/>
+        </w:rPr>
+        <w:t>O</w:t>
+      </w:r>
+      <w:r>
+        <w:rPr>
+          <w:sz w:val="28"/>
+          <w:szCs w:val="28"/>
+          <w:lang w:val="en-GB"/>
+        </w:rPr>
+        <w:t>cclusion level</w:t>
+      </w:r>
+    </w:p>
+    <w:p>
+      <w:pPr>
+        <w:pStyle w:val="ListParagraph"/>
+        <w:numPr>
+          <w:ilvl w:val="0"/>
+          <w:numId w:val="4"/>
+        </w:numPr>
+        <w:rPr>
           <w:color w:val="EE0000"/>
           <w:sz w:val="28"/>
           <w:szCs w:val="28"/>
           <w:lang w:val="en-GB"/>
         </w:rPr>
-        <w:t xml:space="preserve"> Note: Exact features are not finalized yet and should be defined during implementation.</w:t>
+      </w:pPr>
+      <w:r>
+        <w:rPr>
+          <w:sz w:val="28"/>
+          <w:szCs w:val="28"/>
+          <w:lang w:val="en-GB"/>
+        </w:rPr>
+        <w:t>M</w:t>
+      </w:r>
+      <w:r>
+        <w:rPr>
+          <w:sz w:val="28"/>
+          <w:szCs w:val="28"/>
+          <w:lang w:val="en-GB"/>
+        </w:rPr>
+        <w:t xml:space="preserve">otion blur </w:t>
+      </w:r>
+    </w:p>
+    <w:p>
+      <w:pPr>
+        <w:pStyle w:val="ListParagraph"/>
+        <w:numPr>
+          <w:ilvl w:val="0"/>
+          <w:numId w:val="4"/>
+        </w:numPr>
+        <w:rPr>
+          <w:color w:val="EE0000"/>
+          <w:sz w:val="28"/>
+          <w:szCs w:val="28"/>
+          <w:lang w:val="en-GB"/>
+        </w:rPr>
+      </w:pPr>
+      <w:r>
+        <w:rPr>
+          <w:sz w:val="28"/>
+          <w:szCs w:val="28"/>
+          <w:lang w:val="en-GB"/>
+        </w:rPr>
+        <w:t>P</w:t>
+      </w:r>
+      <w:r>
+        <w:rPr>
+          <w:sz w:val="28"/>
+          <w:szCs w:val="28"/>
+          <w:lang w:val="en-GB"/>
+        </w:rPr>
+        <w:t>erson size bin</w:t>
+      </w:r>
+    </w:p>
+    <w:p>
+      <w:pPr>
+        <w:pStyle w:val="ListParagraph"/>
+        <w:numPr>
+          <w:ilvl w:val="0"/>
+          <w:numId w:val="4"/>
+        </w:numPr>
+        <w:rPr>
+          <w:color w:val="EE0000"/>
+          <w:sz w:val="28"/>
+          <w:szCs w:val="28"/>
+          <w:lang w:val="en-GB"/>
+        </w:rPr>
+      </w:pPr>
+      <w:r>
+        <w:rPr>
+          <w:sz w:val="28"/>
+          <w:szCs w:val="28"/>
+          <w:lang w:val="en-GB"/>
+        </w:rPr>
+        <w:t>D</w:t>
+      </w:r>
+      <w:r>
+        <w:rPr>
+          <w:sz w:val="28"/>
+          <w:szCs w:val="28"/>
+          <w:lang w:val="en-GB"/>
+        </w:rPr>
+        <w:t>istance  if possible</w:t>
+      </w:r>
+      <w:r>
+        <w:rPr>
+          <w:color w:val="EE0000"/>
+          <w:sz w:val="28"/>
+          <w:szCs w:val="28"/>
+          <w:lang w:val="en-GB"/>
+        </w:rPr>
+        <w:t xml:space="preserve"> </w:t>
+      </w:r>
+    </w:p>
+    <w:p>
+      <w:pPr>
+        <w:rPr>
+          <w:color w:val="EE0000"/>
+          <w:sz w:val="28"/>
+          <w:szCs w:val="28"/>
+          <w:lang w:val="en-GB"/>
+        </w:rPr>
+      </w:pPr>
+      <w:r>
+        <w:rPr>
+          <w:color w:val="EE0000"/>
+          <w:sz w:val="28"/>
+          <w:szCs w:val="28"/>
+          <w:lang w:val="en-GB"/>
+        </w:rPr>
+        <w:t>Note: Exact features are not finalized yet and should be defined during implementation.</w:t>
       </w:r>
     </w:p>
     <w:p>
@@ -946,7 +1138,6 @@
           <w:szCs w:val="28"/>
           <w:lang w:val="en-GB"/>
         </w:rPr>
-        <w:lastRenderedPageBreak/>
         <w:t>Purpose: understand dataset quality before model training.</w:t>
       </w:r>
     </w:p>
@@ -1055,6 +1246,7 @@
           <w:sz w:val="28"/>
           <w:szCs w:val="28"/>
         </w:rPr>
+        <w:lastRenderedPageBreak/>
         <w:t xml:space="preserve">Water drops </w:t>
       </w:r>
     </w:p>
@@ -1443,7 +1635,6 @@
           <w:szCs w:val="28"/>
           <w:lang w:val="en-GB"/>
         </w:rPr>
-        <w:lastRenderedPageBreak/>
         <w:t xml:space="preserve">Input: </w:t>
       </w:r>
       <w:r>
@@ -1921,7 +2112,6 @@
           <w:sz w:val="28"/>
           <w:szCs w:val="28"/>
         </w:rPr>
-        <w:lastRenderedPageBreak/>
         <w:t xml:space="preserve">Metadata dataset </w:t>
       </w:r>
     </w:p>
@@ -2006,6 +2196,7 @@
           <w:sz w:val="28"/>
           <w:szCs w:val="28"/>
         </w:rPr>
+        <w:lastRenderedPageBreak/>
         <w:t>13. Dependencies (example)</w:t>
       </w:r>
     </w:p>
@@ -2412,7 +2603,6 @@
           <w:sz w:val="28"/>
           <w:szCs w:val="28"/>
         </w:rPr>
-        <w:lastRenderedPageBreak/>
         <w:t>16. Future Improvements</w:t>
       </w:r>
     </w:p>
@@ -2514,6 +2704,7 @@
           <w:szCs w:val="28"/>
           <w:lang w:val="en-GB"/>
         </w:rPr>
+        <w:lastRenderedPageBreak/>
         <w:t>Better evaluation metrics (IoU, mAP)</w:t>
       </w:r>
     </w:p>
@@ -4627,7 +4818,7 @@
   <w:abstractNum w:abstractNumId="14" w15:restartNumberingAfterBreak="0">
     <w:nsid w:val="5B3974E4"/>
     <w:multiLevelType w:val="multilevel"/>
-    <w:tmpl w:val="362A4654"/>
+    <w:tmpl w:val="BE8A43DA"/>
     <w:lvl w:ilvl="0">
       <w:start w:val="1"/>
       <w:numFmt w:val="bullet"/>
@@ -4635,12 +4826,13 @@
       <w:lvlJc w:val="left"/>
       <w:pPr>
         <w:tabs>
-          <w:tab w:val="num" w:pos="720"/>
-        </w:tabs>
-        <w:ind w:left="720" w:hanging="360"/>
+          <w:tab w:val="num" w:pos="360"/>
+        </w:tabs>
+        <w:ind w:left="360" w:hanging="360"/>
       </w:pPr>
       <w:rPr>
         <w:rFonts w:ascii="Symbol" w:hAnsi="Symbol" w:hint="default"/>
+        <w:color w:val="808080" w:themeColor="background1" w:themeShade="80"/>
         <w:sz w:val="20"/>
       </w:rPr>
     </w:lvl>
@@ -4651,9 +4843,9 @@
       <w:lvlJc w:val="left"/>
       <w:pPr>
         <w:tabs>
-          <w:tab w:val="num" w:pos="1440"/>
-        </w:tabs>
-        <w:ind w:left="1440" w:hanging="360"/>
+          <w:tab w:val="num" w:pos="1298"/>
+        </w:tabs>
+        <w:ind w:left="1298" w:hanging="360"/>
       </w:pPr>
       <w:rPr>
         <w:rFonts w:ascii="Courier New" w:hAnsi="Courier New" w:hint="default"/>
@@ -4667,9 +4859,9 @@
       <w:lvlJc w:val="left"/>
       <w:pPr>
         <w:tabs>
-          <w:tab w:val="num" w:pos="2160"/>
-        </w:tabs>
-        <w:ind w:left="2160" w:hanging="360"/>
+          <w:tab w:val="num" w:pos="2018"/>
+        </w:tabs>
+        <w:ind w:left="2018" w:hanging="360"/>
       </w:pPr>
       <w:rPr>
         <w:rFonts w:ascii="Wingdings" w:hAnsi="Wingdings" w:hint="default"/>
@@ -4683,9 +4875,9 @@
       <w:lvlJc w:val="left"/>
       <w:pPr>
         <w:tabs>
-          <w:tab w:val="num" w:pos="2880"/>
-        </w:tabs>
-        <w:ind w:left="2880" w:hanging="360"/>
+          <w:tab w:val="num" w:pos="2738"/>
+        </w:tabs>
+        <w:ind w:left="2738" w:hanging="360"/>
       </w:pPr>
       <w:rPr>
         <w:rFonts w:ascii="Wingdings" w:hAnsi="Wingdings" w:hint="default"/>
@@ -4699,9 +4891,9 @@
       <w:lvlJc w:val="left"/>
       <w:pPr>
         <w:tabs>
-          <w:tab w:val="num" w:pos="3600"/>
-        </w:tabs>
-        <w:ind w:left="3600" w:hanging="360"/>
+          <w:tab w:val="num" w:pos="3458"/>
+        </w:tabs>
+        <w:ind w:left="3458" w:hanging="360"/>
       </w:pPr>
       <w:rPr>
         <w:rFonts w:ascii="Wingdings" w:hAnsi="Wingdings" w:hint="default"/>
@@ -4715,9 +4907,9 @@
       <w:lvlJc w:val="left"/>
       <w:pPr>
         <w:tabs>
-          <w:tab w:val="num" w:pos="4320"/>
-        </w:tabs>
-        <w:ind w:left="4320" w:hanging="360"/>
+          <w:tab w:val="num" w:pos="4178"/>
+        </w:tabs>
+        <w:ind w:left="4178" w:hanging="360"/>
       </w:pPr>
       <w:rPr>
         <w:rFonts w:ascii="Wingdings" w:hAnsi="Wingdings" w:hint="default"/>
@@ -4731,9 +4923,9 @@
       <w:lvlJc w:val="left"/>
       <w:pPr>
         <w:tabs>
-          <w:tab w:val="num" w:pos="5040"/>
-        </w:tabs>
-        <w:ind w:left="5040" w:hanging="360"/>
+          <w:tab w:val="num" w:pos="4898"/>
+        </w:tabs>
+        <w:ind w:left="4898" w:hanging="360"/>
       </w:pPr>
       <w:rPr>
         <w:rFonts w:ascii="Wingdings" w:hAnsi="Wingdings" w:hint="default"/>
@@ -4747,9 +4939,9 @@
       <w:lvlJc w:val="left"/>
       <w:pPr>
         <w:tabs>
-          <w:tab w:val="num" w:pos="5760"/>
-        </w:tabs>
-        <w:ind w:left="5760" w:hanging="360"/>
+          <w:tab w:val="num" w:pos="5618"/>
+        </w:tabs>
+        <w:ind w:left="5618" w:hanging="360"/>
       </w:pPr>
       <w:rPr>
         <w:rFonts w:ascii="Wingdings" w:hAnsi="Wingdings" w:hint="default"/>
@@ -4763,9 +4955,9 @@
       <w:lvlJc w:val="left"/>
       <w:pPr>
         <w:tabs>
-          <w:tab w:val="num" w:pos="6480"/>
-        </w:tabs>
-        <w:ind w:left="6480" w:hanging="360"/>
+          <w:tab w:val="num" w:pos="6338"/>
+        </w:tabs>
+        <w:ind w:left="6338" w:hanging="360"/>
       </w:pPr>
       <w:rPr>
         <w:rFonts w:ascii="Wingdings" w:hAnsi="Wingdings" w:hint="default"/>
@@ -6613,6 +6805,22 @@
       <w:spacing w:val="5"/>
     </w:rPr>
   </w:style>
+  <w:style w:type="paragraph" w:styleId="NormalWeb">
+    <w:name w:val="Normal (Web)"/>
+    <w:basedOn w:val="Normal"/>
+    <w:uiPriority w:val="99"/>
+    <w:unhideWhenUsed/>
+    <w:rsid w:val="00FF30F1"/>
+    <w:pPr>
+      <w:spacing w:before="100" w:beforeAutospacing="1" w:after="100" w:afterAutospacing="1" w:line="240" w:lineRule="auto"/>
+    </w:pPr>
+    <w:rPr>
+      <w:rFonts w:ascii="Times New Roman" w:eastAsia="Times New Roman" w:hAnsi="Times New Roman" w:cs="Times New Roman"/>
+      <w:kern w:val="0"/>
+      <w:lang w:eastAsia="de-DE"/>
+      <w14:ligatures w14:val="none"/>
+    </w:rPr>
+  </w:style>
 </w:styles>
 </file>
 
